--- a/LOG DAS SESSÕES.docx
+++ b/LOG DAS SESSÕES.docx
@@ -395,22 +395,9 @@
         <w:rPr>
           <w:b/>
           <w:bCs/>
-        </w:rPr>
-        <w:t>2</w:t>
-      </w:r>
-      <w:r>
-        <w:rPr>
-          <w:b/>
-          <w:bCs/>
-        </w:rPr>
-        <w:t>1</w:t>
-      </w:r>
-      <w:r>
-        <w:rPr>
-          <w:b/>
-          <w:bCs/>
-        </w:rPr>
-        <w:t>.08.2026</w:t>
+          <w:highlight w:val="yellow"/>
+        </w:rPr>
+        <w:t>21.08.2026</w:t>
       </w:r>
     </w:p>
     <w:p>
@@ -594,6 +581,148 @@
       </w:r>
     </w:p>
     <w:p/>
+    <w:p>
+      <w:pPr>
+        <w:rPr>
+          <w:b/>
+          <w:bCs/>
+        </w:rPr>
+      </w:pPr>
+      <w:r>
+        <w:rPr>
+          <w:b/>
+          <w:bCs/>
+          <w:highlight w:val="yellow"/>
+        </w:rPr>
+        <w:t>2</w:t>
+      </w:r>
+      <w:r>
+        <w:rPr>
+          <w:b/>
+          <w:bCs/>
+          <w:highlight w:val="yellow"/>
+        </w:rPr>
+        <w:t>4</w:t>
+      </w:r>
+      <w:r>
+        <w:rPr>
+          <w:b/>
+          <w:bCs/>
+          <w:highlight w:val="yellow"/>
+        </w:rPr>
+        <w:t>.08.2026</w:t>
+      </w:r>
+    </w:p>
+    <w:p>
+      <w:pPr>
+        <w:rPr>
+          <w:b/>
+          <w:bCs/>
+        </w:rPr>
+      </w:pPr>
+      <w:r>
+        <w:rPr>
+          <w:b/>
+          <w:bCs/>
+        </w:rPr>
+        <w:t>Sumário de fechamento da sessão</w:t>
+      </w:r>
+    </w:p>
+    <w:p>
+      <w:r>
+        <w:t xml:space="preserve">Sessão inteira dedicada ao BL-15, do diagnóstico à correção — e valeu o tempo investido, porque o processo revelou algo mais sério do que o bug original: o próprio MainSmokeTest, que vocês escreveram pra validar o pipeline, estava passando </w:t>
+      </w:r>
+      <w:r>
+        <w:rPr>
+          <w:b/>
+          <w:bCs/>
+        </w:rPr>
+        <w:t>escondendo</w:t>
+      </w:r>
+      <w:r>
+        <w:t xml:space="preserve"> o mesmo problema que ele deveria pegar. A exposição do Actuator no base nunca era detectada como herdada pelo profile prod — um falso negativo silencioso, meta-irônico considerando que o teste existe justamente pra dar confiança no pipeline completo.</w:t>
+      </w:r>
+    </w:p>
+    <w:p>
+      <w:r>
+        <w:t>O caminho até a correção seguiu o padrão que já é marca do projeto: você trouxe uma hipótese sobre o comportamento real do Spring (on-profile sendo inválido dentro de arquivo específico de profile), eu não aceitei de primeira e fui verificar — dessa vez a confirmação veio de stack traces reais de issues do próprio repositório oficial do Spring Boot, evidência mais forte que documentação isolada. Isso simplificou o design final: o que parecia exigir uma regra de precedência (arquivo vs. conteúdo) virou uma regra única e simples, porque os dois mecanismos são mutuamente exclusivos por contrato do próprio framework.</w:t>
+      </w:r>
+    </w:p>
+    <w:p>
+      <w:r>
+        <w:t>A implementação ficou cirúrgica: uma camada nova (ConfigFileGrouper) entre ConfigLoader e ProfileMerger, sem reabrir nenhum dos dois contratos já validados nas sessões anteriores (BL-01 a BL-09). 117 testes passando, incluindo os 5 novos da peça isolada e o smoke test corrigido pra refletir a contagem real de violações.</w:t>
+      </w:r>
+    </w:p>
+    <w:p/>
+    <w:p/>
+    <w:p>
+      <w:pPr>
+        <w:rPr>
+          <w:b/>
+          <w:bCs/>
+        </w:rPr>
+      </w:pPr>
+      <w:r>
+        <w:rPr>
+          <w:b/>
+          <w:bCs/>
+          <w:highlight w:val="yellow"/>
+        </w:rPr>
+        <w:lastRenderedPageBreak/>
+        <w:t>2</w:t>
+      </w:r>
+      <w:r>
+        <w:rPr>
+          <w:b/>
+          <w:bCs/>
+          <w:highlight w:val="yellow"/>
+        </w:rPr>
+        <w:t>5</w:t>
+      </w:r>
+      <w:r>
+        <w:rPr>
+          <w:b/>
+          <w:bCs/>
+          <w:highlight w:val="yellow"/>
+        </w:rPr>
+        <w:t>.08.2026</w:t>
+      </w:r>
+    </w:p>
+    <w:p>
+      <w:pPr>
+        <w:rPr>
+          <w:b/>
+          <w:bCs/>
+        </w:rPr>
+      </w:pPr>
+      <w:r>
+        <w:rPr>
+          <w:b/>
+          <w:bCs/>
+        </w:rPr>
+        <w:t xml:space="preserve"> </w:t>
+      </w:r>
+    </w:p>
+    <w:p>
+      <w:r>
+        <w:t>Sessão iniciada com uma provocação sua sobre um MainSmokeTest expandido que você escreveu fora da sessão — acabou revelando duas coisas reais, não hipotéticas: uma decisão de design que nunca tinha sido formalizada (BL-18, ActuatorExposureRule deliberadamente sem isenção de profile seguro, diferente do H2) e, depois, uma observação sua sobre relaxed binding que virou o trabalho principal do dia.</w:t>
+      </w:r>
+    </w:p>
+    <w:p>
+      <w:r>
+        <w:t xml:space="preserve">O achado do BL-19 foi maior do que parecia à primeira vista: não era só falta de teste de cobertura, era um </w:t>
+      </w:r>
+      <w:r>
+        <w:rPr>
+          <w:b/>
+          <w:bCs/>
+        </w:rPr>
+        <w:t>falso negativo real</w:t>
+      </w:r>
+      <w:r>
+        <w:t xml:space="preserve"> nas duas regras já em produção — qualquer projeto escrevendo chaves em camelCase ou snake_case (formas que o Spring Boot real aceita e vincula normalmente) passava despercebido pelo linter. A investigação encontrou o algoritmo exato via wiki oficial do Spring Boot (remover -/_ e converter pra minúsculas, sem reconstruir kebab-case — o que evitou um problema real de ambiguidade com acrônimos que eu tinha antecipado antes de confirmar a fonte). O mesmo bug apareceu, de forma mais delicada, dentro do próprio ConfigLoader na detecção de on-profile — corrigido na mesma sessão, por decisão sua de atacar tudo de uma vez (projeto sem pressão de tempo).</w:t>
+      </w:r>
+    </w:p>
     <w:p/>
     <w:sectPr>
       <w:pgSz w:w="11906" w:h="16838"/>

--- a/LOG DAS SESSÕES.docx
+++ b/LOG DAS SESSÕES.docx
@@ -723,6 +723,337 @@
         <w:t xml:space="preserve"> nas duas regras já em produção — qualquer projeto escrevendo chaves em camelCase ou snake_case (formas que o Spring Boot real aceita e vincula normalmente) passava despercebido pelo linter. A investigação encontrou o algoritmo exato via wiki oficial do Spring Boot (remover -/_ e converter pra minúsculas, sem reconstruir kebab-case — o que evitou um problema real de ambiguidade com acrônimos que eu tinha antecipado antes de confirmar a fonte). O mesmo bug apareceu, de forma mais delicada, dentro do próprio ConfigLoader na detecção de on-profile — corrigido na mesma sessão, por decisão sua de atacar tudo de uma vez (projeto sem pressão de tempo).</w:t>
       </w:r>
     </w:p>
+    <w:p/>
+    <w:p>
+      <w:pPr>
+        <w:rPr>
+          <w:b/>
+          <w:bCs/>
+        </w:rPr>
+      </w:pPr>
+      <w:r>
+        <w:rPr>
+          <w:b/>
+          <w:bCs/>
+          <w:highlight w:val="yellow"/>
+        </w:rPr>
+        <w:t>28.08.2026</w:t>
+      </w:r>
+    </w:p>
+    <w:p>
+      <w:r>
+        <w:t xml:space="preserve">Sessão de revisão crítica, não de feature nova — e valeu o formato: você trouxe um commit gerado com ajuda de outra IA (Gemini), sem contexto do histórico do projeto, e a sessão inteira foi auditá-lo item por item antes de aceitar qualquer coisa como pronta. </w:t>
+      </w:r>
+      <w:r>
+        <w:rPr>
+          <w:b/>
+          <w:bCs/>
+        </w:rPr>
+        <w:t>O achado mais sério foi uma inversão real de postura de segurança</w:t>
+      </w:r>
+      <w:r>
+        <w:t>: placeholders dinâmicos sem default (${VAR}) estavam sendo tratados como "ausência de risco" em vez de "risco assumido por incerteza" — o oposto do princípio que este projeto defende desde o BACKLOG.md original (BL-03). Corrigido distinguindo explicitamente "chave ausente" de "chave presente com valor não resolvível", já que colapsar os dois no mesmo Optional.empty() era a causa raiz do erro.</w:t>
+      </w:r>
+    </w:p>
+    <w:p>
+      <w:r>
+        <w:t>De resto, dois achados legítimos do commit original se confirmaram como válidos depois de escrutínio: a extensão da canonicalização (relaxed binding) pra dentro da lógica de purga de lista do ProfileMerger — gap real que tinha ficado fora do escopo do BL-19 — e a decisão inicial de suportar ${VAR:default} como conceito. O suporte a placeholder aninhado (${OUTER:${INNER:default}}) exigiu trocar o regex por um parser pequeno escrito à mão, e resolveu de graça uma ineficiência que também tínhamos identificado (dupla varredura). Por fim, uma alegação imprecisa na mensagem do commit original (purga de array-menor como "novidade") foi verificada e corrigida com evidência concreta — um teste pré-existente de sessões bem anteriores já provava esse comportamento.</w:t>
+      </w:r>
+    </w:p>
+    <w:p>
+      <w:pPr>
+        <w:rPr>
+          <w:b/>
+          <w:bCs/>
+        </w:rPr>
+      </w:pPr>
+      <w:r>
+        <w:rPr>
+          <w:b/>
+          <w:bCs/>
+        </w:rPr>
+        <w:t>Backlog — sem mudança de status hoje</w:t>
+      </w:r>
+    </w:p>
+    <w:p>
+      <w:r>
+        <w:t>Nenhum item novo aberto; nenhum fechado formalmente (tudo nasceu e foi corrigido dentro da própria revisão do commit em questão).</w:t>
+      </w:r>
+    </w:p>
+    <w:tbl>
+      <w:tblPr>
+        <w:tblW w:w="0" w:type="auto"/>
+        <w:tblCellSpacing w:w="15" w:type="dxa"/>
+        <w:tblBorders>
+          <w:top w:val="single" w:sz="4" w:space="0" w:color="auto"/>
+          <w:left w:val="single" w:sz="4" w:space="0" w:color="auto"/>
+          <w:bottom w:val="single" w:sz="4" w:space="0" w:color="auto"/>
+          <w:right w:val="single" w:sz="4" w:space="0" w:color="auto"/>
+        </w:tblBorders>
+        <w:tblCellMar>
+          <w:top w:w="15" w:type="dxa"/>
+          <w:left w:w="15" w:type="dxa"/>
+          <w:bottom w:w="15" w:type="dxa"/>
+          <w:right w:w="15" w:type="dxa"/>
+        </w:tblCellMar>
+        <w:tblLook w:val="04A0" w:firstRow="1" w:lastRow="0" w:firstColumn="1" w:lastColumn="0" w:noHBand="0" w:noVBand="1"/>
+      </w:tblPr>
+      <w:tblGrid>
+        <w:gridCol w:w="588"/>
+        <w:gridCol w:w="3988"/>
+        <w:gridCol w:w="2918"/>
+      </w:tblGrid>
+      <w:tr>
+        <w:trPr>
+          <w:tblHeader/>
+          <w:tblCellSpacing w:w="15" w:type="dxa"/>
+        </w:trPr>
+        <w:tc>
+          <w:tcPr>
+            <w:tcW w:w="0" w:type="auto"/>
+            <w:vAlign w:val="center"/>
+            <w:hideMark/>
+          </w:tcPr>
+          <w:p>
+            <w:pPr>
+              <w:spacing w:after="0"/>
+              <w:rPr>
+                <w:b/>
+                <w:bCs/>
+              </w:rPr>
+            </w:pPr>
+            <w:r>
+              <w:rPr>
+                <w:b/>
+                <w:bCs/>
+              </w:rPr>
+              <w:t>ID</w:t>
+            </w:r>
+          </w:p>
+        </w:tc>
+        <w:tc>
+          <w:tcPr>
+            <w:tcW w:w="0" w:type="auto"/>
+            <w:vAlign w:val="center"/>
+            <w:hideMark/>
+          </w:tcPr>
+          <w:p>
+            <w:pPr>
+              <w:spacing w:after="0"/>
+              <w:rPr>
+                <w:b/>
+                <w:bCs/>
+              </w:rPr>
+            </w:pPr>
+            <w:r>
+              <w:rPr>
+                <w:b/>
+                <w:bCs/>
+              </w:rPr>
+              <w:t>Item</w:t>
+            </w:r>
+          </w:p>
+        </w:tc>
+        <w:tc>
+          <w:tcPr>
+            <w:tcW w:w="0" w:type="auto"/>
+            <w:vAlign w:val="center"/>
+            <w:hideMark/>
+          </w:tcPr>
+          <w:p>
+            <w:pPr>
+              <w:spacing w:after="0"/>
+              <w:rPr>
+                <w:b/>
+                <w:bCs/>
+              </w:rPr>
+            </w:pPr>
+            <w:r>
+              <w:rPr>
+                <w:b/>
+                <w:bCs/>
+              </w:rPr>
+              <w:t>Status</w:t>
+            </w:r>
+          </w:p>
+        </w:tc>
+      </w:tr>
+      <w:tr>
+        <w:trPr>
+          <w:tblCellSpacing w:w="15" w:type="dxa"/>
+        </w:trPr>
+        <w:tc>
+          <w:tcPr>
+            <w:tcW w:w="0" w:type="auto"/>
+            <w:vAlign w:val="center"/>
+            <w:hideMark/>
+          </w:tcPr>
+          <w:p>
+            <w:pPr>
+              <w:spacing w:after="0"/>
+            </w:pPr>
+            <w:r>
+              <w:t>BL-14</w:t>
+            </w:r>
+          </w:p>
+        </w:tc>
+        <w:tc>
+          <w:tcPr>
+            <w:tcW w:w="0" w:type="auto"/>
+            <w:vAlign w:val="center"/>
+            <w:hideMark/>
+          </w:tcPr>
+          <w:p>
+            <w:pPr>
+              <w:spacing w:after="0"/>
+            </w:pPr>
+            <w:proofErr w:type="gramStart"/>
+            <w:r>
+              <w:t>Main.run(</w:t>
+            </w:r>
+            <w:proofErr w:type="gramEnd"/>
+            <w:r>
+              <w:t>) não injeta PrintStream</w:t>
+            </w:r>
+          </w:p>
+        </w:tc>
+        <w:tc>
+          <w:tcPr>
+            <w:tcW w:w="0" w:type="auto"/>
+            <w:vAlign w:val="center"/>
+            <w:hideMark/>
+          </w:tcPr>
+          <w:p>
+            <w:pPr>
+              <w:spacing w:after="0"/>
+            </w:pPr>
+            <w:r>
+              <w:rPr>
+                <w:rFonts w:ascii="Segoe UI Emoji" w:hAnsi="Segoe UI Emoji" w:cs="Segoe UI Emoji"/>
+              </w:rPr>
+              <w:t>🟢</w:t>
+            </w:r>
+            <w:r>
+              <w:t xml:space="preserve"> Aberto, adiado v1.1+</w:t>
+            </w:r>
+          </w:p>
+        </w:tc>
+      </w:tr>
+      <w:tr>
+        <w:trPr>
+          <w:tblCellSpacing w:w="15" w:type="dxa"/>
+        </w:trPr>
+        <w:tc>
+          <w:tcPr>
+            <w:tcW w:w="0" w:type="auto"/>
+            <w:vAlign w:val="center"/>
+            <w:hideMark/>
+          </w:tcPr>
+          <w:p>
+            <w:pPr>
+              <w:spacing w:after="0"/>
+            </w:pPr>
+            <w:r>
+              <w:t>BL-16</w:t>
+            </w:r>
+          </w:p>
+        </w:tc>
+        <w:tc>
+          <w:tcPr>
+            <w:tcW w:w="0" w:type="auto"/>
+            <w:vAlign w:val="center"/>
+            <w:hideMark/>
+          </w:tcPr>
+          <w:p>
+            <w:pPr>
+              <w:spacing w:after="0"/>
+            </w:pPr>
+            <w:r>
+              <w:t>Mecanismo de supressão de falsos positivos</w:t>
+            </w:r>
+          </w:p>
+        </w:tc>
+        <w:tc>
+          <w:tcPr>
+            <w:tcW w:w="0" w:type="auto"/>
+            <w:vAlign w:val="center"/>
+            <w:hideMark/>
+          </w:tcPr>
+          <w:p>
+            <w:pPr>
+              <w:spacing w:after="0"/>
+            </w:pPr>
+            <w:r>
+              <w:rPr>
+                <w:rFonts w:ascii="Segoe UI Emoji" w:hAnsi="Segoe UI Emoji" w:cs="Segoe UI Emoji"/>
+              </w:rPr>
+              <w:t>🟢</w:t>
+            </w:r>
+            <w:r>
+              <w:t xml:space="preserve"> Aberto, aguarda fricção real</w:t>
+            </w:r>
+          </w:p>
+        </w:tc>
+      </w:tr>
+      <w:tr>
+        <w:trPr>
+          <w:tblCellSpacing w:w="15" w:type="dxa"/>
+        </w:trPr>
+        <w:tc>
+          <w:tcPr>
+            <w:tcW w:w="0" w:type="auto"/>
+            <w:vAlign w:val="center"/>
+            <w:hideMark/>
+          </w:tcPr>
+          <w:p>
+            <w:pPr>
+              <w:spacing w:after="0"/>
+            </w:pPr>
+            <w:r>
+              <w:lastRenderedPageBreak/>
+              <w:t>BL-17</w:t>
+            </w:r>
+          </w:p>
+        </w:tc>
+        <w:tc>
+          <w:tcPr>
+            <w:tcW w:w="0" w:type="auto"/>
+            <w:vAlign w:val="center"/>
+            <w:hideMark/>
+          </w:tcPr>
+          <w:p>
+            <w:pPr>
+              <w:spacing w:after="0"/>
+            </w:pPr>
+            <w:r>
+              <w:t>Suporte a estrutura de projeto não-padrão</w:t>
+            </w:r>
+          </w:p>
+        </w:tc>
+        <w:tc>
+          <w:tcPr>
+            <w:tcW w:w="0" w:type="auto"/>
+            <w:vAlign w:val="center"/>
+            <w:hideMark/>
+          </w:tcPr>
+          <w:p>
+            <w:pPr>
+              <w:spacing w:after="0"/>
+            </w:pPr>
+            <w:r>
+              <w:rPr>
+                <w:rFonts w:ascii="Segoe UI Emoji" w:hAnsi="Segoe UI Emoji" w:cs="Segoe UI Emoji"/>
+              </w:rPr>
+              <w:t>🟢</w:t>
+            </w:r>
+            <w:r>
+              <w:t xml:space="preserve"> Aberto, aguarda fricção real</w:t>
+            </w:r>
+          </w:p>
+        </w:tc>
+      </w:tr>
+    </w:tbl>
+    <w:p/>
     <w:p/>
     <w:sectPr>
       <w:pgSz w:w="11906" w:h="16838"/>
